--- a/LAB_AT_BMHTTT/LAB4/11CNPM1_LAB4_1150080024-NguyenThiKimLien.docx
+++ b/LAB_AT_BMHTTT/LAB4/11CNPM1_LAB4_1150080024-NguyenThiKimLien.docx
@@ -128,7 +128,7 @@
               <w:rPr>
                 <w:lang w:val="vi-VN"/>
               </w:rPr>
-              <w:t>.168.43.130</w:t>
+              <w:t>.168.209.129</w:t>
             </w:r>
           </w:p>
         </w:tc>
@@ -150,7 +150,19 @@
               <w:rPr>
                 <w:lang w:val="vi-VN"/>
               </w:rPr>
-              <w:t>.255.255.0</w:t>
+              <w:t>.255.</w:t>
+            </w:r>
+            <w:r>
+              <w:rPr>
+                <w:lang w:val="vi-VN"/>
+              </w:rPr>
+              <w:t>0</w:t>
+            </w:r>
+            <w:r>
+              <w:rPr>
+                <w:lang w:val="vi-VN"/>
+              </w:rPr>
+              <w:t>.0</w:t>
             </w:r>
           </w:p>
         </w:tc>
@@ -209,9 +221,24 @@
           <w:p>
             <w:pPr>
               <w:ind w:firstLine="0"/>
-            </w:pPr>
-            <w:r>
-              <w:t>127.0.0.1/8</w:t>
+              <w:rPr>
+                <w:lang w:val="vi-VN"/>
+              </w:rPr>
+            </w:pPr>
+            <w:r>
+              <w:t>192</w:t>
+            </w:r>
+            <w:r>
+              <w:rPr>
+                <w:lang w:val="vi-VN"/>
+              </w:rPr>
+              <w:t>.168.</w:t>
+            </w:r>
+            <w:r>
+              <w:rPr>
+                <w:lang w:val="vi-VN"/>
+              </w:rPr>
+              <w:t>209.128</w:t>
             </w:r>
           </w:p>
         </w:tc>
@@ -222,7 +249,19 @@
           <w:p>
             <w:pPr>
               <w:ind w:firstLine="0"/>
-            </w:pPr>
+              <w:rPr>
+                <w:lang w:val="vi-VN"/>
+              </w:rPr>
+            </w:pPr>
+            <w:r>
+              <w:t>255</w:t>
+            </w:r>
+            <w:r>
+              <w:rPr>
+                <w:lang w:val="vi-VN"/>
+              </w:rPr>
+              <w:t>.0.0.0</w:t>
+            </w:r>
           </w:p>
         </w:tc>
         <w:tc>
@@ -262,7 +301,7 @@
               <w:ind w:firstLine="0"/>
             </w:pPr>
             <w:r>
-              <w:t>192.168.43.132</w:t>
+              <w:t>192.168.209.130</w:t>
             </w:r>
           </w:p>
         </w:tc>
@@ -489,13 +528,10 @@
     </w:p>
     <w:p>
       <w:r>
-        <w:rPr>
-          <w:lang w:val="vi-VN"/>
-        </w:rPr>
         <w:drawing>
-          <wp:inline distT="0" distB="0" distL="0" distR="0" wp14:anchorId="6A585225" wp14:editId="43A5A271">
-            <wp:extent cx="5135418" cy="4763508"/>
-            <wp:effectExtent l="0" t="0" r="8255" b="0"/>
+          <wp:inline distT="0" distB="0" distL="0" distR="0" wp14:anchorId="56B468B8" wp14:editId="2ABB8C09">
+            <wp:extent cx="5760720" cy="5389880"/>
+            <wp:effectExtent l="0" t="0" r="0" b="1270"/>
             <wp:docPr id="1" name="Picture 1"/>
             <wp:cNvGraphicFramePr>
               <a:graphicFrameLocks xmlns:a="http://schemas.openxmlformats.org/drawingml/2006/main" noChangeAspect="1"/>
@@ -516,7 +552,7 @@
                   <pic:spPr>
                     <a:xfrm>
                       <a:off x="0" y="0"/>
-                      <a:ext cx="5137675" cy="4765601"/>
+                      <a:ext cx="5760720" cy="5389880"/>
                     </a:xfrm>
                     <a:prstGeom prst="rect">
                       <a:avLst/>
@@ -533,10 +569,10 @@
       <w:r>
         <w:lastRenderedPageBreak/>
         <w:drawing>
-          <wp:inline distT="0" distB="0" distL="0" distR="0" wp14:anchorId="2A950D82" wp14:editId="3333FE08">
-            <wp:extent cx="5502117" cy="5959356"/>
-            <wp:effectExtent l="0" t="0" r="3810" b="3810"/>
-            <wp:docPr id="4" name="Picture 4"/>
+          <wp:inline distT="0" distB="0" distL="0" distR="0" wp14:anchorId="4314CB48" wp14:editId="360BC715">
+            <wp:extent cx="5760720" cy="4487545"/>
+            <wp:effectExtent l="0" t="0" r="0" b="8255"/>
+            <wp:docPr id="6" name="Picture 6"/>
             <wp:cNvGraphicFramePr>
               <a:graphicFrameLocks xmlns:a="http://schemas.openxmlformats.org/drawingml/2006/main" noChangeAspect="1"/>
             </wp:cNvGraphicFramePr>
@@ -556,7 +592,7 @@
                   <pic:spPr>
                     <a:xfrm>
                       <a:off x="0" y="0"/>
-                      <a:ext cx="5502117" cy="5959356"/>
+                      <a:ext cx="5760720" cy="4487545"/>
                     </a:xfrm>
                     <a:prstGeom prst="rect">
                       <a:avLst/>
@@ -571,12 +607,14 @@
     </w:p>
     <w:p>
       <w:r>
-        <w:lastRenderedPageBreak/>
+        <w:rPr>
+          <w:noProof/>
+        </w:rPr>
         <w:drawing>
-          <wp:inline distT="0" distB="0" distL="0" distR="0" wp14:anchorId="27EAA2ED" wp14:editId="50BBA703">
-            <wp:extent cx="5760720" cy="3529330"/>
+          <wp:inline distT="0" distB="0" distL="0" distR="0" wp14:anchorId="536E3B2E" wp14:editId="76504B4D">
+            <wp:extent cx="5760720" cy="3335655"/>
             <wp:effectExtent l="0" t="0" r="0" b="0"/>
-            <wp:docPr id="3" name="Picture 3"/>
+            <wp:docPr id="7" name="Picture 7"/>
             <wp:cNvGraphicFramePr>
               <a:graphicFrameLocks xmlns:a="http://schemas.openxmlformats.org/drawingml/2006/main" noChangeAspect="1"/>
             </wp:cNvGraphicFramePr>
@@ -584,11 +622,17 @@
               <a:graphicData uri="http://schemas.openxmlformats.org/drawingml/2006/picture">
                 <pic:pic xmlns:pic="http://schemas.openxmlformats.org/drawingml/2006/picture">
                   <pic:nvPicPr>
-                    <pic:cNvPr id="1" name=""/>
+                    <pic:cNvPr id="7" name="Picture 7"/>
                     <pic:cNvPicPr/>
                   </pic:nvPicPr>
                   <pic:blipFill>
-                    <a:blip r:embed="rId10"/>
+                    <a:blip r:embed="rId10">
+                      <a:extLst>
+                        <a:ext uri="{28A0092B-C50C-407E-A947-70E740481C1C}">
+                          <a14:useLocalDpi xmlns:a14="http://schemas.microsoft.com/office/drawing/2010/main" val="0"/>
+                        </a:ext>
+                      </a:extLst>
+                    </a:blip>
                     <a:stretch>
                       <a:fillRect/>
                     </a:stretch>
@@ -596,7 +640,7 @@
                   <pic:spPr>
                     <a:xfrm>
                       <a:off x="0" y="0"/>
-                      <a:ext cx="5760720" cy="3529330"/>
+                      <a:ext cx="5760720" cy="3335655"/>
                     </a:xfrm>
                     <a:prstGeom prst="rect">
                       <a:avLst/>
@@ -610,6 +654,11 @@
       </w:r>
     </w:p>
     <w:p>
+      <w:pPr>
+        <w:rPr>
+          <w:lang w:val="vi-VN"/>
+        </w:rPr>
+      </w:pPr>
       <w:r>
         <w:rPr>
           <w:lang w:val="vi-VN"/>
@@ -640,6 +689,1146 @@
                     <a:xfrm>
                       <a:off x="0" y="0"/>
                       <a:ext cx="5037257" cy="6149873"/>
+                    </a:xfrm>
+                    <a:prstGeom prst="rect">
+                      <a:avLst/>
+                    </a:prstGeom>
+                  </pic:spPr>
+                </pic:pic>
+              </a:graphicData>
+            </a:graphic>
+          </wp:inline>
+        </w:drawing>
+      </w:r>
+    </w:p>
+    <w:p>
+      <w:pPr>
+        <w:rPr>
+          <w:lang w:val="vi-VN"/>
+        </w:rPr>
+      </w:pPr>
+      <w:r>
+        <w:rPr>
+          <w:lang w:val="vi-VN"/>
+        </w:rPr>
+        <w:lastRenderedPageBreak/>
+        <w:drawing>
+          <wp:inline distT="0" distB="0" distL="0" distR="0" wp14:anchorId="5CC0B2A4" wp14:editId="67922D4B">
+            <wp:extent cx="5502117" cy="5547841"/>
+            <wp:effectExtent l="0" t="0" r="3810" b="0"/>
+            <wp:docPr id="8" name="Picture 8"/>
+            <wp:cNvGraphicFramePr>
+              <a:graphicFrameLocks xmlns:a="http://schemas.openxmlformats.org/drawingml/2006/main" noChangeAspect="1"/>
+            </wp:cNvGraphicFramePr>
+            <a:graphic xmlns:a="http://schemas.openxmlformats.org/drawingml/2006/main">
+              <a:graphicData uri="http://schemas.openxmlformats.org/drawingml/2006/picture">
+                <pic:pic xmlns:pic="http://schemas.openxmlformats.org/drawingml/2006/picture">
+                  <pic:nvPicPr>
+                    <pic:cNvPr id="1" name=""/>
+                    <pic:cNvPicPr/>
+                  </pic:nvPicPr>
+                  <pic:blipFill>
+                    <a:blip r:embed="rId12"/>
+                    <a:stretch>
+                      <a:fillRect/>
+                    </a:stretch>
+                  </pic:blipFill>
+                  <pic:spPr>
+                    <a:xfrm>
+                      <a:off x="0" y="0"/>
+                      <a:ext cx="5502117" cy="5547841"/>
+                    </a:xfrm>
+                    <a:prstGeom prst="rect">
+                      <a:avLst/>
+                    </a:prstGeom>
+                  </pic:spPr>
+                </pic:pic>
+              </a:graphicData>
+            </a:graphic>
+          </wp:inline>
+        </w:drawing>
+      </w:r>
+    </w:p>
+    <w:p>
+      <w:pPr>
+        <w:rPr>
+          <w:lang w:val="vi-VN"/>
+        </w:rPr>
+      </w:pPr>
+    </w:p>
+    <w:p>
+      <w:pPr>
+        <w:rPr>
+          <w:lang w:val="vi-VN"/>
+        </w:rPr>
+      </w:pPr>
+    </w:p>
+    <w:p>
+      <w:pPr>
+        <w:rPr>
+          <w:lang w:val="vi-VN"/>
+        </w:rPr>
+      </w:pPr>
+    </w:p>
+    <w:p>
+      <w:pPr>
+        <w:rPr>
+          <w:lang w:val="vi-VN"/>
+        </w:rPr>
+      </w:pPr>
+    </w:p>
+    <w:p>
+      <w:pPr>
+        <w:rPr>
+          <w:lang w:val="vi-VN"/>
+        </w:rPr>
+      </w:pPr>
+      <w:r>
+        <w:rPr>
+          <w:lang w:val="vi-VN"/>
+        </w:rPr>
+        <w:t>5.</w:t>
+      </w:r>
+      <w:r>
+        <w:rPr>
+          <w:lang w:val="vi-VN"/>
+        </w:rPr>
+        <w:t>Tình huống giả lập: Rà soát an toàn mạng nội bộ</w:t>
+      </w:r>
+    </w:p>
+    <w:p>
+      <w:pPr>
+        <w:rPr>
+          <w:lang w:val="vi-VN"/>
+        </w:rPr>
+      </w:pPr>
+    </w:p>
+    <w:tbl>
+      <w:tblPr>
+        <w:tblStyle w:val="TableGrid"/>
+        <w:tblW w:w="0" w:type="auto"/>
+        <w:tblLook w:val="04A0" w:firstRow="1" w:lastRow="0" w:firstColumn="1" w:lastColumn="0" w:noHBand="0" w:noVBand="1"/>
+      </w:tblPr>
+      <w:tblGrid>
+        <w:gridCol w:w="1198"/>
+        <w:gridCol w:w="2823"/>
+        <w:gridCol w:w="3144"/>
+        <w:gridCol w:w="1897"/>
+      </w:tblGrid>
+      <w:tr>
+        <w:tc>
+          <w:tcPr>
+            <w:tcW w:w="0" w:type="auto"/>
+            <w:hideMark/>
+          </w:tcPr>
+          <w:p>
+            <w:pPr>
+              <w:spacing w:line="360" w:lineRule="auto"/>
+              <w:ind w:hanging="116"/>
+              <w:jc w:val="left"/>
+              <w:rPr>
+                <w:b/>
+                <w:bCs/>
+              </w:rPr>
+            </w:pPr>
+            <w:r>
+              <w:rPr>
+                <w:b/>
+                <w:bCs/>
+              </w:rPr>
+              <w:t>STT</w:t>
+            </w:r>
+          </w:p>
+        </w:tc>
+        <w:tc>
+          <w:tcPr>
+            <w:tcW w:w="0" w:type="auto"/>
+            <w:hideMark/>
+          </w:tcPr>
+          <w:p>
+            <w:pPr>
+              <w:spacing w:line="360" w:lineRule="auto"/>
+              <w:jc w:val="left"/>
+              <w:rPr>
+                <w:b/>
+                <w:bCs/>
+              </w:rPr>
+            </w:pPr>
+            <w:r>
+              <w:rPr>
+                <w:b/>
+                <w:bCs/>
+              </w:rPr>
+              <w:t>IP phát hiện</w:t>
+            </w:r>
+          </w:p>
+        </w:tc>
+        <w:tc>
+          <w:tcPr>
+            <w:tcW w:w="0" w:type="auto"/>
+            <w:hideMark/>
+          </w:tcPr>
+          <w:p>
+            <w:pPr>
+              <w:spacing w:line="360" w:lineRule="auto"/>
+              <w:jc w:val="left"/>
+              <w:rPr>
+                <w:b/>
+                <w:bCs/>
+              </w:rPr>
+            </w:pPr>
+            <w:r>
+              <w:rPr>
+                <w:b/>
+                <w:bCs/>
+              </w:rPr>
+              <w:t>MAC/Vendor</w:t>
+            </w:r>
+          </w:p>
+        </w:tc>
+        <w:tc>
+          <w:tcPr>
+            <w:tcW w:w="0" w:type="auto"/>
+            <w:hideMark/>
+          </w:tcPr>
+          <w:p>
+            <w:pPr>
+              <w:spacing w:line="360" w:lineRule="auto"/>
+              <w:jc w:val="left"/>
+              <w:rPr>
+                <w:b/>
+                <w:bCs/>
+              </w:rPr>
+            </w:pPr>
+            <w:r>
+              <w:rPr>
+                <w:b/>
+                <w:bCs/>
+              </w:rPr>
+              <w:t>Vai trò suy đoán</w:t>
+            </w:r>
+          </w:p>
+        </w:tc>
+      </w:tr>
+      <w:tr>
+        <w:tc>
+          <w:tcPr>
+            <w:tcW w:w="0" w:type="auto"/>
+            <w:hideMark/>
+          </w:tcPr>
+          <w:p>
+            <w:pPr>
+              <w:spacing w:line="360" w:lineRule="auto"/>
+              <w:jc w:val="left"/>
+            </w:pPr>
+            <w:r>
+              <w:rPr>
+                <w:b/>
+                <w:bCs/>
+              </w:rPr>
+              <w:t>1</w:t>
+            </w:r>
+          </w:p>
+        </w:tc>
+        <w:tc>
+          <w:tcPr>
+            <w:tcW w:w="0" w:type="auto"/>
+            <w:hideMark/>
+          </w:tcPr>
+          <w:p>
+            <w:pPr>
+              <w:spacing w:line="360" w:lineRule="auto"/>
+              <w:jc w:val="left"/>
+            </w:pPr>
+            <w:r>
+              <w:t>192.168.209.129</w:t>
+            </w:r>
+          </w:p>
+        </w:tc>
+        <w:tc>
+          <w:tcPr>
+            <w:tcW w:w="0" w:type="auto"/>
+            <w:hideMark/>
+          </w:tcPr>
+          <w:p>
+            <w:pPr>
+              <w:spacing w:line="360" w:lineRule="auto"/>
+              <w:jc w:val="left"/>
+            </w:pPr>
+            <w:r>
+              <w:t>00:0C:29:57:6A:13 (VMware)</w:t>
+            </w:r>
+          </w:p>
+        </w:tc>
+        <w:tc>
+          <w:tcPr>
+            <w:tcW w:w="0" w:type="auto"/>
+            <w:hideMark/>
+          </w:tcPr>
+          <w:p>
+            <w:pPr>
+              <w:spacing w:line="360" w:lineRule="auto"/>
+              <w:jc w:val="left"/>
+            </w:pPr>
+            <w:r>
+              <w:t xml:space="preserve">Máy ảo </w:t>
+            </w:r>
+            <w:r>
+              <w:rPr>
+                <w:b/>
+                <w:bCs/>
+              </w:rPr>
+              <w:t>Windows 11 x64</w:t>
+            </w:r>
+            <w:r>
+              <w:t xml:space="preserve"> (Máy mục tiêu 1)</w:t>
+            </w:r>
+          </w:p>
+        </w:tc>
+      </w:tr>
+      <w:tr>
+        <w:tc>
+          <w:tcPr>
+            <w:tcW w:w="0" w:type="auto"/>
+            <w:hideMark/>
+          </w:tcPr>
+          <w:p>
+            <w:pPr>
+              <w:spacing w:line="360" w:lineRule="auto"/>
+              <w:jc w:val="left"/>
+            </w:pPr>
+            <w:r>
+              <w:rPr>
+                <w:b/>
+                <w:bCs/>
+              </w:rPr>
+              <w:lastRenderedPageBreak/>
+              <w:t>2</w:t>
+            </w:r>
+          </w:p>
+        </w:tc>
+        <w:tc>
+          <w:tcPr>
+            <w:tcW w:w="0" w:type="auto"/>
+            <w:hideMark/>
+          </w:tcPr>
+          <w:p>
+            <w:pPr>
+              <w:spacing w:line="360" w:lineRule="auto"/>
+              <w:jc w:val="left"/>
+            </w:pPr>
+            <w:r>
+              <w:t>192.168.209.130</w:t>
+            </w:r>
+          </w:p>
+        </w:tc>
+        <w:tc>
+          <w:tcPr>
+            <w:tcW w:w="0" w:type="auto"/>
+            <w:hideMark/>
+          </w:tcPr>
+          <w:p>
+            <w:pPr>
+              <w:spacing w:line="360" w:lineRule="auto"/>
+              <w:jc w:val="left"/>
+            </w:pPr>
+            <w:r>
+              <w:t>00:0C:29:9C:19:4A (VMware)</w:t>
+            </w:r>
+          </w:p>
+        </w:tc>
+        <w:tc>
+          <w:tcPr>
+            <w:tcW w:w="0" w:type="auto"/>
+            <w:hideMark/>
+          </w:tcPr>
+          <w:p>
+            <w:pPr>
+              <w:spacing w:line="360" w:lineRule="auto"/>
+              <w:jc w:val="left"/>
+            </w:pPr>
+            <w:r>
+              <w:t xml:space="preserve">Máy ảo </w:t>
+            </w:r>
+            <w:r>
+              <w:rPr>
+                <w:b/>
+                <w:bCs/>
+              </w:rPr>
+              <w:t>Metasploitable 2</w:t>
+            </w:r>
+            <w:r>
+              <w:t xml:space="preserve"> </w:t>
+            </w:r>
+          </w:p>
+        </w:tc>
+      </w:tr>
+      <w:tr>
+        <w:tc>
+          <w:tcPr>
+            <w:tcW w:w="0" w:type="auto"/>
+            <w:hideMark/>
+          </w:tcPr>
+          <w:p>
+            <w:pPr>
+              <w:spacing w:line="360" w:lineRule="auto"/>
+              <w:jc w:val="left"/>
+            </w:pPr>
+            <w:r>
+              <w:rPr>
+                <w:b/>
+                <w:bCs/>
+              </w:rPr>
+              <w:t>3</w:t>
+            </w:r>
+          </w:p>
+        </w:tc>
+        <w:tc>
+          <w:tcPr>
+            <w:tcW w:w="0" w:type="auto"/>
+            <w:hideMark/>
+          </w:tcPr>
+          <w:p>
+            <w:pPr>
+              <w:spacing w:line="360" w:lineRule="auto"/>
+              <w:jc w:val="left"/>
+            </w:pPr>
+            <w:r>
+              <w:t>192.168.209.128</w:t>
+            </w:r>
+          </w:p>
+        </w:tc>
+        <w:tc>
+          <w:tcPr>
+            <w:tcW w:w="0" w:type="auto"/>
+            <w:hideMark/>
+          </w:tcPr>
+          <w:p>
+            <w:pPr>
+              <w:spacing w:line="360" w:lineRule="auto"/>
+              <w:jc w:val="left"/>
+            </w:pPr>
+            <w:r>
+              <w:rPr>
+                <w:i/>
+                <w:iCs/>
+              </w:rPr>
+              <w:t xml:space="preserve">Không hiển thị </w:t>
+            </w:r>
+          </w:p>
+        </w:tc>
+        <w:tc>
+          <w:tcPr>
+            <w:tcW w:w="0" w:type="auto"/>
+            <w:hideMark/>
+          </w:tcPr>
+          <w:p>
+            <w:pPr>
+              <w:spacing w:line="360" w:lineRule="auto"/>
+              <w:jc w:val="left"/>
+            </w:pPr>
+            <w:r>
+              <w:t xml:space="preserve">Máy ảo </w:t>
+            </w:r>
+            <w:r>
+              <w:rPr>
+                <w:b/>
+                <w:bCs/>
+              </w:rPr>
+              <w:t>Kali Linux</w:t>
+            </w:r>
+            <w:r>
+              <w:t xml:space="preserve"> </w:t>
+            </w:r>
+          </w:p>
+        </w:tc>
+      </w:tr>
+    </w:tbl>
+    <w:p>
+      <w:pPr>
+        <w:rPr>
+          <w:lang w:val="vi-VN"/>
+        </w:rPr>
+      </w:pPr>
+    </w:p>
+    <w:p>
+      <w:pPr>
+        <w:rPr>
+          <w:lang w:val="vi-VN"/>
+        </w:rPr>
+      </w:pPr>
+      <w:r>
+        <w:rPr>
+          <w:noProof/>
+          <w:lang w:val="vi-VN"/>
+        </w:rPr>
+        <w:drawing>
+          <wp:inline distT="0" distB="0" distL="0" distR="0" wp14:anchorId="58C9ACB3" wp14:editId="2172CA5D">
+            <wp:extent cx="4419983" cy="3185436"/>
+            <wp:effectExtent l="0" t="0" r="0" b="0"/>
+            <wp:docPr id="9" name="Picture 9" descr="A computer screen with white text&#10;&#10;AI-generated content may be incorrect."/>
+            <wp:cNvGraphicFramePr>
+              <a:graphicFrameLocks xmlns:a="http://schemas.openxmlformats.org/drawingml/2006/main" noChangeAspect="1"/>
+            </wp:cNvGraphicFramePr>
+            <a:graphic xmlns:a="http://schemas.openxmlformats.org/drawingml/2006/main">
+              <a:graphicData uri="http://schemas.openxmlformats.org/drawingml/2006/picture">
+                <pic:pic xmlns:pic="http://schemas.openxmlformats.org/drawingml/2006/picture">
+                  <pic:nvPicPr>
+                    <pic:cNvPr id="9" name="Picture 9" descr="A computer screen with white text&#10;&#10;AI-generated content may be incorrect."/>
+                    <pic:cNvPicPr/>
+                  </pic:nvPicPr>
+                  <pic:blipFill>
+                    <a:blip r:embed="rId13">
+                      <a:extLst>
+                        <a:ext uri="{28A0092B-C50C-407E-A947-70E740481C1C}">
+                          <a14:useLocalDpi xmlns:a14="http://schemas.microsoft.com/office/drawing/2010/main" val="0"/>
+                        </a:ext>
+                      </a:extLst>
+                    </a:blip>
+                    <a:stretch>
+                      <a:fillRect/>
+                    </a:stretch>
+                  </pic:blipFill>
+                  <pic:spPr>
+                    <a:xfrm>
+                      <a:off x="0" y="0"/>
+                      <a:ext cx="4419983" cy="3185436"/>
+                    </a:xfrm>
+                    <a:prstGeom prst="rect">
+                      <a:avLst/>
+                    </a:prstGeom>
+                  </pic:spPr>
+                </pic:pic>
+              </a:graphicData>
+            </a:graphic>
+          </wp:inline>
+        </w:drawing>
+      </w:r>
+    </w:p>
+    <w:p>
+      <w:pPr>
+        <w:rPr>
+          <w:lang w:val="vi-VN"/>
+        </w:rPr>
+      </w:pPr>
+    </w:p>
+    <w:p>
+      <w:pPr>
+        <w:rPr>
+          <w:lang w:val="vi-VN"/>
+        </w:rPr>
+      </w:pPr>
+      <w:r>
+        <w:rPr>
+          <w:lang w:val="vi-VN"/>
+        </w:rPr>
+        <w:t>6. Khảo sát cổng TCP và so sánh kỹ thuật quét</w:t>
+      </w:r>
+    </w:p>
+    <w:tbl>
+      <w:tblPr>
+        <w:tblStyle w:val="TableGrid"/>
+        <w:tblW w:w="0" w:type="auto"/>
+        <w:tblLook w:val="04A0" w:firstRow="1" w:lastRow="0" w:firstColumn="1" w:lastColumn="0" w:noHBand="0" w:noVBand="1"/>
+      </w:tblPr>
+      <w:tblGrid>
+        <w:gridCol w:w="1294"/>
+        <w:gridCol w:w="1294"/>
+        <w:gridCol w:w="1294"/>
+        <w:gridCol w:w="1295"/>
+      </w:tblGrid>
+      <w:tr>
+        <w:tc>
+          <w:tcPr>
+            <w:tcW w:w="1294" w:type="dxa"/>
+          </w:tcPr>
+          <w:p>
+            <w:pPr>
+              <w:ind w:firstLine="0"/>
+              <w:rPr>
+                <w:lang w:val="vi-VN"/>
+              </w:rPr>
+            </w:pPr>
+            <w:r>
+              <w:rPr>
+                <w:lang w:val="vi-VN"/>
+              </w:rPr>
+              <w:t>Tiêu chí</w:t>
+            </w:r>
+          </w:p>
+        </w:tc>
+        <w:tc>
+          <w:tcPr>
+            <w:tcW w:w="1294" w:type="dxa"/>
+          </w:tcPr>
+          <w:p>
+            <w:pPr>
+              <w:ind w:firstLine="0"/>
+              <w:rPr>
+                <w:lang w:val="vi-VN"/>
+              </w:rPr>
+            </w:pPr>
+            <w:r>
+              <w:rPr>
+                <w:lang w:val="vi-VN"/>
+              </w:rPr>
+              <w:t>-sT</w:t>
+            </w:r>
+          </w:p>
+        </w:tc>
+        <w:tc>
+          <w:tcPr>
+            <w:tcW w:w="1294" w:type="dxa"/>
+          </w:tcPr>
+          <w:p>
+            <w:pPr>
+              <w:ind w:firstLine="0"/>
+              <w:rPr>
+                <w:lang w:val="vi-VN"/>
+              </w:rPr>
+            </w:pPr>
+            <w:r>
+              <w:rPr>
+                <w:lang w:val="vi-VN"/>
+              </w:rPr>
+              <w:t>-sS</w:t>
+            </w:r>
+          </w:p>
+        </w:tc>
+        <w:tc>
+          <w:tcPr>
+            <w:tcW w:w="1295" w:type="dxa"/>
+          </w:tcPr>
+          <w:p>
+            <w:pPr>
+              <w:ind w:firstLine="0"/>
+              <w:rPr>
+                <w:lang w:val="vi-VN"/>
+              </w:rPr>
+            </w:pPr>
+            <w:r>
+              <w:rPr>
+                <w:lang w:val="vi-VN"/>
+              </w:rPr>
+              <w:t>Nhận xét</w:t>
+            </w:r>
+          </w:p>
+        </w:tc>
+      </w:tr>
+      <w:tr>
+        <w:tc>
+          <w:tcPr>
+            <w:tcW w:w="1294" w:type="dxa"/>
+          </w:tcPr>
+          <w:p>
+            <w:pPr>
+              <w:ind w:firstLine="0"/>
+              <w:rPr>
+                <w:lang w:val="vi-VN"/>
+              </w:rPr>
+            </w:pPr>
+            <w:r>
+              <w:rPr>
+                <w:lang w:val="vi-VN"/>
+              </w:rPr>
+              <w:t>Open</w:t>
+            </w:r>
+          </w:p>
+        </w:tc>
+        <w:tc>
+          <w:tcPr>
+            <w:tcW w:w="1294" w:type="dxa"/>
+          </w:tcPr>
+          <w:p>
+            <w:pPr>
+              <w:ind w:firstLine="0"/>
+              <w:rPr>
+                <w:lang w:val="vi-VN"/>
+              </w:rPr>
+            </w:pPr>
+            <w:r>
+              <w:rPr>
+                <w:lang w:val="vi-VN"/>
+              </w:rPr>
+              <w:t>23</w:t>
+            </w:r>
+          </w:p>
+        </w:tc>
+        <w:tc>
+          <w:tcPr>
+            <w:tcW w:w="1294" w:type="dxa"/>
+          </w:tcPr>
+          <w:p>
+            <w:pPr>
+              <w:ind w:firstLine="0"/>
+              <w:rPr>
+                <w:lang w:val="vi-VN"/>
+              </w:rPr>
+            </w:pPr>
+            <w:r>
+              <w:rPr>
+                <w:lang w:val="vi-VN"/>
+              </w:rPr>
+              <w:t>23</w:t>
+            </w:r>
+          </w:p>
+        </w:tc>
+        <w:tc>
+          <w:tcPr>
+            <w:tcW w:w="1295" w:type="dxa"/>
+          </w:tcPr>
+          <w:p>
+            <w:pPr>
+              <w:ind w:firstLine="0"/>
+              <w:rPr>
+                <w:lang w:val="vi-VN"/>
+              </w:rPr>
+            </w:pPr>
+            <w:r>
+              <w:rPr>
+                <w:lang w:val="vi-VN"/>
+              </w:rPr>
+              <w:t>Đều quét chính xác 23 cổng đang mở</w:t>
+            </w:r>
+          </w:p>
+        </w:tc>
+      </w:tr>
+      <w:tr>
+        <w:tc>
+          <w:tcPr>
+            <w:tcW w:w="1294" w:type="dxa"/>
+          </w:tcPr>
+          <w:p>
+            <w:pPr>
+              <w:ind w:firstLine="0"/>
+              <w:rPr>
+                <w:lang w:val="vi-VN"/>
+              </w:rPr>
+            </w:pPr>
+            <w:r>
+              <w:rPr>
+                <w:lang w:val="vi-VN"/>
+              </w:rPr>
+              <w:t>Closed</w:t>
+            </w:r>
+          </w:p>
+        </w:tc>
+        <w:tc>
+          <w:tcPr>
+            <w:tcW w:w="1294" w:type="dxa"/>
+          </w:tcPr>
+          <w:p>
+            <w:pPr>
+              <w:ind w:firstLine="0"/>
+              <w:rPr>
+                <w:lang w:val="vi-VN"/>
+              </w:rPr>
+            </w:pPr>
+            <w:r>
+              <w:rPr>
+                <w:lang w:val="vi-VN"/>
+              </w:rPr>
+              <w:t>977</w:t>
+            </w:r>
+          </w:p>
+        </w:tc>
+        <w:tc>
+          <w:tcPr>
+            <w:tcW w:w="1294" w:type="dxa"/>
+          </w:tcPr>
+          <w:p>
+            <w:pPr>
+              <w:ind w:firstLine="0"/>
+              <w:rPr>
+                <w:lang w:val="vi-VN"/>
+              </w:rPr>
+            </w:pPr>
+            <w:r>
+              <w:rPr>
+                <w:lang w:val="vi-VN"/>
+              </w:rPr>
+              <w:t>977</w:t>
+            </w:r>
+          </w:p>
+        </w:tc>
+        <w:tc>
+          <w:tcPr>
+            <w:tcW w:w="1295" w:type="dxa"/>
+          </w:tcPr>
+          <w:p>
+            <w:pPr>
+              <w:ind w:firstLine="0"/>
+              <w:rPr>
+                <w:lang w:val="vi-VN"/>
+              </w:rPr>
+            </w:pPr>
+            <w:r>
+              <w:rPr>
+                <w:lang w:val="vi-VN"/>
+              </w:rPr>
+              <w:t>Ghi nhận chính xác cổng 977 đang đóng</w:t>
+            </w:r>
+          </w:p>
+        </w:tc>
+      </w:tr>
+      <w:tr>
+        <w:tc>
+          <w:tcPr>
+            <w:tcW w:w="1294" w:type="dxa"/>
+          </w:tcPr>
+          <w:p>
+            <w:pPr>
+              <w:ind w:firstLine="0"/>
+              <w:rPr>
+                <w:lang w:val="vi-VN"/>
+              </w:rPr>
+            </w:pPr>
+            <w:r>
+              <w:rPr>
+                <w:lang w:val="vi-VN"/>
+              </w:rPr>
+              <w:t>Cổng filtered</w:t>
+            </w:r>
+          </w:p>
+        </w:tc>
+        <w:tc>
+          <w:tcPr>
+            <w:tcW w:w="1294" w:type="dxa"/>
+          </w:tcPr>
+          <w:p>
+            <w:pPr>
+              <w:ind w:firstLine="0"/>
+              <w:rPr>
+                <w:lang w:val="vi-VN"/>
+              </w:rPr>
+            </w:pPr>
+            <w:r>
+              <w:rPr>
+                <w:lang w:val="vi-VN"/>
+              </w:rPr>
+              <w:t>0</w:t>
+            </w:r>
+          </w:p>
+        </w:tc>
+        <w:tc>
+          <w:tcPr>
+            <w:tcW w:w="1294" w:type="dxa"/>
+          </w:tcPr>
+          <w:p>
+            <w:pPr>
+              <w:ind w:firstLine="0"/>
+              <w:rPr>
+                <w:lang w:val="vi-VN"/>
+              </w:rPr>
+            </w:pPr>
+            <w:r>
+              <w:rPr>
+                <w:lang w:val="vi-VN"/>
+              </w:rPr>
+              <w:t>0</w:t>
+            </w:r>
+          </w:p>
+        </w:tc>
+        <w:tc>
+          <w:tcPr>
+            <w:tcW w:w="1295" w:type="dxa"/>
+          </w:tcPr>
+          <w:p>
+            <w:pPr>
+              <w:ind w:firstLine="0"/>
+              <w:rPr>
+                <w:lang w:val="vi-VN"/>
+              </w:rPr>
+            </w:pPr>
+            <w:r>
+              <w:rPr>
+                <w:lang w:val="vi-VN"/>
+              </w:rPr>
+              <w:t>Không có cổng nào bị chặn</w:t>
+            </w:r>
+          </w:p>
+        </w:tc>
+      </w:tr>
+      <w:tr>
+        <w:tc>
+          <w:tcPr>
+            <w:tcW w:w="1294" w:type="dxa"/>
+          </w:tcPr>
+          <w:p>
+            <w:pPr>
+              <w:ind w:firstLine="0"/>
+              <w:rPr>
+                <w:lang w:val="vi-VN"/>
+              </w:rPr>
+            </w:pPr>
+            <w:r>
+              <w:rPr>
+                <w:lang w:val="vi-VN"/>
+              </w:rPr>
+              <w:t>Thời gian quét</w:t>
+            </w:r>
+          </w:p>
+        </w:tc>
+        <w:tc>
+          <w:tcPr>
+            <w:tcW w:w="1294" w:type="dxa"/>
+          </w:tcPr>
+          <w:p>
+            <w:pPr>
+              <w:ind w:firstLine="0"/>
+              <w:rPr>
+                <w:lang w:val="vi-VN"/>
+              </w:rPr>
+            </w:pPr>
+            <w:r>
+              <w:rPr>
+                <w:lang w:val="vi-VN"/>
+              </w:rPr>
+              <w:t>0.03</w:t>
+            </w:r>
+          </w:p>
+        </w:tc>
+        <w:tc>
+          <w:tcPr>
+            <w:tcW w:w="1294" w:type="dxa"/>
+          </w:tcPr>
+          <w:p>
+            <w:pPr>
+              <w:ind w:firstLine="0"/>
+              <w:rPr>
+                <w:lang w:val="vi-VN"/>
+              </w:rPr>
+            </w:pPr>
+            <w:r>
+              <w:rPr>
+                <w:lang w:val="vi-VN"/>
+              </w:rPr>
+              <w:t>0.03</w:t>
+            </w:r>
+          </w:p>
+        </w:tc>
+        <w:tc>
+          <w:tcPr>
+            <w:tcW w:w="1295" w:type="dxa"/>
+          </w:tcPr>
+          <w:p>
+            <w:pPr>
+              <w:ind w:firstLine="0"/>
+              <w:rPr>
+                <w:lang w:val="vi-VN"/>
+              </w:rPr>
+            </w:pPr>
+            <w:r>
+              <w:rPr>
+                <w:lang w:val="vi-VN"/>
+              </w:rPr>
+              <w:t>Thời gian quét nhanh</w:t>
+            </w:r>
+          </w:p>
+        </w:tc>
+      </w:tr>
+      <w:tr>
+        <w:tc>
+          <w:tcPr>
+            <w:tcW w:w="1294" w:type="dxa"/>
+          </w:tcPr>
+          <w:p>
+            <w:pPr>
+              <w:ind w:firstLine="0"/>
+              <w:rPr>
+                <w:lang w:val="vi-VN"/>
+              </w:rPr>
+            </w:pPr>
+            <w:r>
+              <w:rPr>
+                <w:lang w:val="vi-VN"/>
+              </w:rPr>
+              <w:t>Quyền cần thiết</w:t>
+            </w:r>
+          </w:p>
+        </w:tc>
+        <w:tc>
+          <w:tcPr>
+            <w:tcW w:w="1294" w:type="dxa"/>
+          </w:tcPr>
+          <w:p>
+            <w:pPr>
+              <w:ind w:firstLine="0"/>
+              <w:rPr>
+                <w:lang w:val="vi-VN"/>
+              </w:rPr>
+            </w:pPr>
+            <w:r>
+              <w:rPr>
+                <w:lang w:val="vi-VN"/>
+              </w:rPr>
+              <w:t>Quyền thường</w:t>
+            </w:r>
+          </w:p>
+        </w:tc>
+        <w:tc>
+          <w:tcPr>
+            <w:tcW w:w="1294" w:type="dxa"/>
+          </w:tcPr>
+          <w:p>
+            <w:pPr>
+              <w:ind w:firstLine="0"/>
+              <w:rPr>
+                <w:lang w:val="vi-VN"/>
+              </w:rPr>
+            </w:pPr>
+            <w:r>
+              <w:rPr>
+                <w:lang w:val="vi-VN"/>
+              </w:rPr>
+              <w:t>Quyền admin , bắt nhập mật khẩu</w:t>
+            </w:r>
+          </w:p>
+        </w:tc>
+        <w:tc>
+          <w:tcPr>
+            <w:tcW w:w="1295" w:type="dxa"/>
+          </w:tcPr>
+          <w:p>
+            <w:pPr>
+              <w:ind w:firstLine="0"/>
+              <w:rPr>
+                <w:lang w:val="vi-VN"/>
+              </w:rPr>
+            </w:pPr>
+            <w:r>
+              <w:rPr>
+                <w:lang w:val="vi-VN"/>
+              </w:rPr>
+              <w:t xml:space="preserve">Quét sT thì user thường chạy được </w:t>
+            </w:r>
+            <w:r>
+              <w:rPr>
+                <w:lang w:val="vi-VN"/>
+              </w:rPr>
+              <w:lastRenderedPageBreak/>
+              <w:t>, còn sS bắt buộc phải có quyền admin</w:t>
+            </w:r>
+          </w:p>
+        </w:tc>
+      </w:tr>
+    </w:tbl>
+    <w:p>
+      <w:pPr>
+        <w:rPr>
+          <w:lang w:val="vi-VN"/>
+        </w:rPr>
+      </w:pPr>
+    </w:p>
+    <w:p>
+      <w:pPr>
+        <w:rPr>
+          <w:lang w:val="vi-VN"/>
+        </w:rPr>
+      </w:pPr>
+      <w:r>
+        <w:rPr>
+          <w:lang w:val="vi-VN"/>
+        </w:rPr>
+        <w:t>-sT</w:t>
+      </w:r>
+    </w:p>
+    <w:p>
+      <w:pPr>
+        <w:rPr>
+          <w:lang w:val="vi-VN"/>
+        </w:rPr>
+      </w:pPr>
+      <w:r>
+        <w:rPr>
+          <w:lang w:val="vi-VN"/>
+        </w:rPr>
+        <w:drawing>
+          <wp:inline distT="0" distB="0" distL="0" distR="0" wp14:anchorId="5D4C126D" wp14:editId="163CF31F">
+            <wp:extent cx="5760720" cy="3860165"/>
+            <wp:effectExtent l="0" t="0" r="0" b="6985"/>
+            <wp:docPr id="10" name="Picture 10"/>
+            <wp:cNvGraphicFramePr>
+              <a:graphicFrameLocks xmlns:a="http://schemas.openxmlformats.org/drawingml/2006/main" noChangeAspect="1"/>
+            </wp:cNvGraphicFramePr>
+            <a:graphic xmlns:a="http://schemas.openxmlformats.org/drawingml/2006/main">
+              <a:graphicData uri="http://schemas.openxmlformats.org/drawingml/2006/picture">
+                <pic:pic xmlns:pic="http://schemas.openxmlformats.org/drawingml/2006/picture">
+                  <pic:nvPicPr>
+                    <pic:cNvPr id="1" name=""/>
+                    <pic:cNvPicPr/>
+                  </pic:nvPicPr>
+                  <pic:blipFill>
+                    <a:blip r:embed="rId14"/>
+                    <a:stretch>
+                      <a:fillRect/>
+                    </a:stretch>
+                  </pic:blipFill>
+                  <pic:spPr>
+                    <a:xfrm>
+                      <a:off x="0" y="0"/>
+                      <a:ext cx="5760720" cy="3860165"/>
+                    </a:xfrm>
+                    <a:prstGeom prst="rect">
+                      <a:avLst/>
+                    </a:prstGeom>
+                  </pic:spPr>
+                </pic:pic>
+              </a:graphicData>
+            </a:graphic>
+          </wp:inline>
+        </w:drawing>
+      </w:r>
+    </w:p>
+    <w:p>
+      <w:pPr>
+        <w:rPr>
+          <w:lang w:val="vi-VN"/>
+        </w:rPr>
+      </w:pPr>
+      <w:r>
+        <w:rPr>
+          <w:lang w:val="vi-VN"/>
+        </w:rPr>
+        <w:t>-sS</w:t>
+      </w:r>
+    </w:p>
+    <w:p>
+      <w:pPr>
+        <w:rPr>
+          <w:lang w:val="vi-VN"/>
+        </w:rPr>
+      </w:pPr>
+      <w:r>
+        <w:rPr>
+          <w:lang w:val="vi-VN"/>
+        </w:rPr>
+        <w:lastRenderedPageBreak/>
+        <w:drawing>
+          <wp:inline distT="0" distB="0" distL="0" distR="0" wp14:anchorId="359699BB" wp14:editId="6D94725F">
+            <wp:extent cx="5189670" cy="3863675"/>
+            <wp:effectExtent l="0" t="0" r="0" b="3810"/>
+            <wp:docPr id="11" name="Picture 11"/>
+            <wp:cNvGraphicFramePr>
+              <a:graphicFrameLocks xmlns:a="http://schemas.openxmlformats.org/drawingml/2006/main" noChangeAspect="1"/>
+            </wp:cNvGraphicFramePr>
+            <a:graphic xmlns:a="http://schemas.openxmlformats.org/drawingml/2006/main">
+              <a:graphicData uri="http://schemas.openxmlformats.org/drawingml/2006/picture">
+                <pic:pic xmlns:pic="http://schemas.openxmlformats.org/drawingml/2006/picture">
+                  <pic:nvPicPr>
+                    <pic:cNvPr id="1" name=""/>
+                    <pic:cNvPicPr/>
+                  </pic:nvPicPr>
+                  <pic:blipFill>
+                    <a:blip r:embed="rId15"/>
+                    <a:stretch>
+                      <a:fillRect/>
+                    </a:stretch>
+                  </pic:blipFill>
+                  <pic:spPr>
+                    <a:xfrm>
+                      <a:off x="0" y="0"/>
+                      <a:ext cx="5189670" cy="3863675"/>
                     </a:xfrm>
                     <a:prstGeom prst="rect">
                       <a:avLst/>
@@ -1314,7 +2503,6 @@
   <w:style w:type="character" w:default="1" w:styleId="DefaultParagraphFont">
     <w:name w:val="Default Paragraph Font"/>
     <w:uiPriority w:val="1"/>
-    <w:semiHidden/>
     <w:unhideWhenUsed/>
   </w:style>
   <w:style w:type="table" w:default="1" w:styleId="TableNormal">
